--- a/tillsyn/A 4526-2026 tillsynsbegäran.docx
+++ b/tillsyn/A 4526-2026 tillsynsbegäran.docx
@@ -1670,7 +1670,7 @@
     <w:r>
       <w:tab/>
       <w:tab/>
-      <w:t>2026-05-16</w:t>
+      <w:t>2026-05-17</w:t>
       <w:br/>
       <w:br/>
     </w:r>

--- a/tillsyn/A 4526-2026 tillsynsbegäran.docx
+++ b/tillsyn/A 4526-2026 tillsynsbegäran.docx
@@ -35,7 +35,7 @@
     </w:p>
     <w:p>
       <w:r>
-        <w:t>I avverkningsanmälan har följande 16 naturvårdsarter hittats: knärot (VU, §8), doftskinn (NT), garnlav (NT), järpe (NT, §4), lunglav (NT), rosenticka (NT), spillkråka (NT, §4), talltita (NT, §4), tretåig hackspett (NT, §4), ullticka (NT), bårdlav (S), dropptaggsvamp (S), korallblylav (S), luddlav (S), vedticka (S) och tjäder (§4). Av dessa är 10 rödlistade. För rödlistade arter har rödlistekategorin angivits inom parentes. Arter som är signalarter enligt Skogsstyrelsen har markerats med (S). För fridlysta arter anges även paragrafen i Artskyddsförordningen som arten är fridlyst enligt.</w:t>
+        <w:t>I avverkningsanmälan har följande 17 naturvårdsarter hittats: knärot (VU, §8), doftskinn (NT), garnlav (NT), järpe (NT, §4), lunglav (NT), rosenticka (NT), spillkråka (NT, §4), talltita (NT, §4), tretåig hackspett (NT, §4), ullticka (NT), bårdlav (S), dropptaggsvamp (S), korallblylav (S), luddlav (S), norrlandslav (S), vedticka (S) och tjäder (§4). Av dessa är 10 rödlistade. För rödlistade arter har rödlistekategorin angivits inom parentes. Arter som är signalarter enligt Skogsstyrelsen har markerats med (S). För fridlysta arter anges även paragrafen i Artskyddsförordningen som arten är fridlyst enligt.</w:t>
       </w:r>
     </w:p>
     <w:p>
@@ -334,6 +334,35 @@
         <w:rPr>
           <w:b/>
         </w:rPr>
+        <w:t xml:space="preserve">Norrlandslav </w:t>
+      </w:r>
+      <w:r>
+        <w:t xml:space="preserve">indikerar söder om den naturliga norrlandsgränsen barrskogsbeklädda bergbranter eller andra ostörda skogsmiljöer med höga naturvärden. Norrlandslav är typisk art för </w:t>
+      </w:r>
+      <w:r>
+        <w:rPr>
+          <w:i/>
+        </w:rPr>
+        <w:t xml:space="preserve">9010 Taiga, 8110 Silikatrasmarker </w:t>
+      </w:r>
+      <w:r>
+        <w:t>och</w:t>
+      </w:r>
+      <w:r>
+        <w:rPr>
+          <w:i/>
+        </w:rPr>
+        <w:t xml:space="preserve"> 8120 Kalkrasmarker </w:t>
+      </w:r>
+      <w:r>
+        <w:t>(Nitare &amp; Skogsstyrelsen, 2000; SLU Artdatabanken, 2025).</w:t>
+      </w:r>
+    </w:p>
+    <w:p>
+      <w:r>
+        <w:rPr>
+          <w:b/>
+        </w:rPr>
         <w:t>Rosenticka (NT)</w:t>
       </w:r>
       <w:r>
@@ -539,7 +568,7 @@
     </w:p>
     <w:p>
       <w:r>
-        <w:t>I det avverkningsanmälda området finns 3 fyndplatser för knärot registrerade på Artportalen. Figur 2 visar gränserna för buffertzoner på 50 m, som behöver lämnas kring fyndplatserna för att knärotslokalerna inte ska försvinna vid en avverkning. Av det avverkningsanmälda området överlappar 1.65 ha med buffertzonerna och får av detta skäl inte avverkas.</w:t>
+        <w:t>I det avverkningsanmälda området finns 4 fyndplatser för knärot registrerade på Artportalen. Figur 2 visar gränserna för buffertzoner på 50 m, som behöver lämnas kring fyndplatserna för att knärotslokalerna inte ska försvinna vid en avverkning. Av det avverkningsanmälda området överlappar 1.85 ha med buffertzonerna och får av detta skäl inte avverkas.</w:t>
       </w:r>
     </w:p>
     <w:p>
@@ -1670,7 +1699,7 @@
     <w:r>
       <w:tab/>
       <w:tab/>
-      <w:t>2026-05-17</w:t>
+      <w:t>2026-05-18</w:t>
       <w:br/>
       <w:br/>
     </w:r>

--- a/tillsyn/A 4526-2026 tillsynsbegäran.docx
+++ b/tillsyn/A 4526-2026 tillsynsbegäran.docx
@@ -1699,7 +1699,7 @@
     <w:r>
       <w:tab/>
       <w:tab/>
-      <w:t>2026-05-18</w:t>
+      <w:t>2026-05-19</w:t>
       <w:br/>
       <w:br/>
     </w:r>

--- a/tillsyn/A 4526-2026 tillsynsbegäran.docx
+++ b/tillsyn/A 4526-2026 tillsynsbegäran.docx
@@ -1699,7 +1699,7 @@
     <w:r>
       <w:tab/>
       <w:tab/>
-      <w:t>2026-05-19</w:t>
+      <w:t>2026-05-20</w:t>
       <w:br/>
       <w:br/>
     </w:r>

--- a/tillsyn/A 4526-2026 tillsynsbegäran.docx
+++ b/tillsyn/A 4526-2026 tillsynsbegäran.docx
@@ -1699,7 +1699,7 @@
     <w:r>
       <w:tab/>
       <w:tab/>
-      <w:t>2026-05-20</w:t>
+      <w:t>2026-05-21</w:t>
       <w:br/>
       <w:br/>
     </w:r>

--- a/tillsyn/A 4526-2026 tillsynsbegäran.docx
+++ b/tillsyn/A 4526-2026 tillsynsbegäran.docx
@@ -1699,7 +1699,7 @@
     <w:r>
       <w:tab/>
       <w:tab/>
-      <w:t>2026-05-21</w:t>
+      <w:t>2026-05-22</w:t>
       <w:br/>
       <w:br/>
     </w:r>

--- a/tillsyn/A 4526-2026 tillsynsbegäran.docx
+++ b/tillsyn/A 4526-2026 tillsynsbegäran.docx
@@ -1699,7 +1699,7 @@
     <w:r>
       <w:tab/>
       <w:tab/>
-      <w:t>2026-05-22</w:t>
+      <w:t>2026-05-23</w:t>
       <w:br/>
       <w:br/>
     </w:r>

--- a/tillsyn/A 4526-2026 tillsynsbegäran.docx
+++ b/tillsyn/A 4526-2026 tillsynsbegäran.docx
@@ -1699,7 +1699,7 @@
     <w:r>
       <w:tab/>
       <w:tab/>
-      <w:t>2026-05-23</w:t>
+      <w:t>2026-05-24</w:t>
       <w:br/>
       <w:br/>
     </w:r>

--- a/tillsyn/A 4526-2026 tillsynsbegäran.docx
+++ b/tillsyn/A 4526-2026 tillsynsbegäran.docx
@@ -1699,7 +1699,7 @@
     <w:r>
       <w:tab/>
       <w:tab/>
-      <w:t>2026-05-24</w:t>
+      <w:t>2026-05-25</w:t>
       <w:br/>
       <w:br/>
     </w:r>

--- a/tillsyn/A 4526-2026 tillsynsbegäran.docx
+++ b/tillsyn/A 4526-2026 tillsynsbegäran.docx
@@ -1699,7 +1699,7 @@
     <w:r>
       <w:tab/>
       <w:tab/>
-      <w:t>2026-05-25</w:t>
+      <w:t>2026-05-26</w:t>
       <w:br/>
       <w:br/>
     </w:r>

--- a/tillsyn/A 4526-2026 tillsynsbegäran.docx
+++ b/tillsyn/A 4526-2026 tillsynsbegäran.docx
@@ -1699,7 +1699,7 @@
     <w:r>
       <w:tab/>
       <w:tab/>
-      <w:t>2026-05-26</w:t>
+      <w:t>2026-05-27</w:t>
       <w:br/>
       <w:br/>
     </w:r>

--- a/tillsyn/A 4526-2026 tillsynsbegäran.docx
+++ b/tillsyn/A 4526-2026 tillsynsbegäran.docx
@@ -1699,7 +1699,7 @@
     <w:r>
       <w:tab/>
       <w:tab/>
-      <w:t>2026-05-27</w:t>
+      <w:t>2026-05-28</w:t>
       <w:br/>
       <w:br/>
     </w:r>

--- a/tillsyn/A 4526-2026 tillsynsbegäran.docx
+++ b/tillsyn/A 4526-2026 tillsynsbegäran.docx
@@ -1699,7 +1699,7 @@
     <w:r>
       <w:tab/>
       <w:tab/>
-      <w:t>2026-05-28</w:t>
+      <w:t>2026-05-29</w:t>
       <w:br/>
       <w:br/>
     </w:r>

--- a/tillsyn/A 4526-2026 tillsynsbegäran.docx
+++ b/tillsyn/A 4526-2026 tillsynsbegäran.docx
@@ -1699,7 +1699,7 @@
     <w:r>
       <w:tab/>
       <w:tab/>
-      <w:t>2026-05-29</w:t>
+      <w:t>2026-05-30</w:t>
       <w:br/>
       <w:br/>
     </w:r>

--- a/tillsyn/A 4526-2026 tillsynsbegäran.docx
+++ b/tillsyn/A 4526-2026 tillsynsbegäran.docx
@@ -1699,7 +1699,7 @@
     <w:r>
       <w:tab/>
       <w:tab/>
-      <w:t>2026-05-30</w:t>
+      <w:t>2026-05-31</w:t>
       <w:br/>
       <w:br/>
     </w:r>

--- a/tillsyn/A 4526-2026 tillsynsbegäran.docx
+++ b/tillsyn/A 4526-2026 tillsynsbegäran.docx
@@ -1699,7 +1699,7 @@
     <w:r>
       <w:tab/>
       <w:tab/>
-      <w:t>2026-05-31</w:t>
+      <w:t>2026-06-01</w:t>
       <w:br/>
       <w:br/>
     </w:r>

--- a/tillsyn/A 4526-2026 tillsynsbegäran.docx
+++ b/tillsyn/A 4526-2026 tillsynsbegäran.docx
@@ -1699,7 +1699,7 @@
     <w:r>
       <w:tab/>
       <w:tab/>
-      <w:t>2026-06-01</w:t>
+      <w:t>2026-06-02</w:t>
       <w:br/>
       <w:br/>
     </w:r>

--- a/tillsyn/A 4526-2026 tillsynsbegäran.docx
+++ b/tillsyn/A 4526-2026 tillsynsbegäran.docx
@@ -1699,7 +1699,7 @@
     <w:r>
       <w:tab/>
       <w:tab/>
-      <w:t>2026-06-02</w:t>
+      <w:t>2026-06-03</w:t>
       <w:br/>
       <w:br/>
     </w:r>

--- a/tillsyn/A 4526-2026 tillsynsbegäran.docx
+++ b/tillsyn/A 4526-2026 tillsynsbegäran.docx
@@ -1699,7 +1699,7 @@
     <w:r>
       <w:tab/>
       <w:tab/>
-      <w:t>2026-06-03</w:t>
+      <w:t>2026-06-04</w:t>
       <w:br/>
       <w:br/>
     </w:r>

--- a/tillsyn/A 4526-2026 tillsynsbegäran.docx
+++ b/tillsyn/A 4526-2026 tillsynsbegäran.docx
@@ -1699,7 +1699,7 @@
     <w:r>
       <w:tab/>
       <w:tab/>
-      <w:t>2026-06-04</w:t>
+      <w:t>2026-06-05</w:t>
       <w:br/>
       <w:br/>
     </w:r>

--- a/tillsyn/A 4526-2026 tillsynsbegäran.docx
+++ b/tillsyn/A 4526-2026 tillsynsbegäran.docx
@@ -1699,7 +1699,7 @@
     <w:r>
       <w:tab/>
       <w:tab/>
-      <w:t>2026-06-05</w:t>
+      <w:t>2026-06-06</w:t>
       <w:br/>
       <w:br/>
     </w:r>

--- a/tillsyn/A 4526-2026 tillsynsbegäran.docx
+++ b/tillsyn/A 4526-2026 tillsynsbegäran.docx
@@ -1699,7 +1699,7 @@
     <w:r>
       <w:tab/>
       <w:tab/>
-      <w:t>2026-06-06</w:t>
+      <w:t>2026-06-07</w:t>
       <w:br/>
       <w:br/>
     </w:r>

--- a/tillsyn/A 4526-2026 tillsynsbegäran.docx
+++ b/tillsyn/A 4526-2026 tillsynsbegäran.docx
@@ -1699,7 +1699,7 @@
     <w:r>
       <w:tab/>
       <w:tab/>
-      <w:t>2026-06-07</w:t>
+      <w:t>2026-06-08</w:t>
       <w:br/>
       <w:br/>
     </w:r>

--- a/tillsyn/A 4526-2026 tillsynsbegäran.docx
+++ b/tillsyn/A 4526-2026 tillsynsbegäran.docx
@@ -1699,7 +1699,7 @@
     <w:r>
       <w:tab/>
       <w:tab/>
-      <w:t>2026-06-08</w:t>
+      <w:t>2026-06-09</w:t>
       <w:br/>
       <w:br/>
     </w:r>

--- a/tillsyn/A 4526-2026 tillsynsbegäran.docx
+++ b/tillsyn/A 4526-2026 tillsynsbegäran.docx
@@ -1699,7 +1699,7 @@
     <w:r>
       <w:tab/>
       <w:tab/>
-      <w:t>2026-06-09</w:t>
+      <w:t>2026-06-10</w:t>
       <w:br/>
       <w:br/>
     </w:r>

--- a/tillsyn/A 4526-2026 tillsynsbegäran.docx
+++ b/tillsyn/A 4526-2026 tillsynsbegäran.docx
@@ -1699,7 +1699,7 @@
     <w:r>
       <w:tab/>
       <w:tab/>
-      <w:t>2026-06-10</w:t>
+      <w:t>2026-06-11</w:t>
       <w:br/>
       <w:br/>
     </w:r>

--- a/tillsyn/A 4526-2026 tillsynsbegäran.docx
+++ b/tillsyn/A 4526-2026 tillsynsbegäran.docx
@@ -1699,7 +1699,7 @@
     <w:r>
       <w:tab/>
       <w:tab/>
-      <w:t>2026-06-11</w:t>
+      <w:t>2026-06-12</w:t>
       <w:br/>
       <w:br/>
     </w:r>

--- a/tillsyn/A 4526-2026 tillsynsbegäran.docx
+++ b/tillsyn/A 4526-2026 tillsynsbegäran.docx
@@ -1699,7 +1699,7 @@
     <w:r>
       <w:tab/>
       <w:tab/>
-      <w:t>2026-06-12</w:t>
+      <w:t>2026-06-13</w:t>
       <w:br/>
       <w:br/>
     </w:r>
